--- a/BoneSparrow-quote-hunt.docx
+++ b/BoneSparrow-quote-hunt.docx
@@ -707,7 +707,23 @@
           <w:sz w:val="19"/>
           <w:szCs w:val="19"/>
         </w:rPr>
-        <w:t xml:space="preserve">At least three different posters. Chapter number on every one.</w:t>
+        <w:t xml:space="preserve">At least 6 quotes, across at least three different posters. Chapter number on every one.</w:t>
+      </w:r>
+    </w:p>
+    <w:p>
+      <w:pPr>
+        <w:spacing w:after="0" w:before="80"/>
+      </w:pPr>
+      <w:r>
+        <w:rPr>
+          <w:rFonts w:ascii="Calibri" w:cs="Calibri" w:eastAsia="Calibri" w:hAnsi="Calibri"/>
+          <w:b/>
+          <w:bCs/>
+          <w:color w:val="1D3C34"/>
+          <w:sz w:val="19"/>
+          <w:szCs w:val="19"/>
+        </w:rPr>
+        <w:t xml:space="preserve">Keep this sheet — you can bring it into the CAT.</w:t>
       </w:r>
     </w:p>
     <w:sectPr>

--- a/BoneSparrow-quote-hunt.docx
+++ b/BoneSparrow-quote-hunt.docx
@@ -220,7 +220,7 @@
       </w:tr>
       <w:tr>
         <w:trPr>
-          <w:trHeight w:val="1380" w:hRule="atLeast"/>
+          <w:trHeight w:val="1250" w:hRule="atLeast"/>
         </w:trPr>
         <w:tc>
           <w:tcPr>
@@ -273,7 +273,7 @@
       </w:tr>
       <w:tr>
         <w:trPr>
-          <w:trHeight w:val="1380" w:hRule="atLeast"/>
+          <w:trHeight w:val="1250" w:hRule="atLeast"/>
         </w:trPr>
         <w:tc>
           <w:tcPr>
@@ -326,7 +326,7 @@
       </w:tr>
       <w:tr>
         <w:trPr>
-          <w:trHeight w:val="1380" w:hRule="atLeast"/>
+          <w:trHeight w:val="1250" w:hRule="atLeast"/>
         </w:trPr>
         <w:tc>
           <w:tcPr>
@@ -379,7 +379,7 @@
       </w:tr>
       <w:tr>
         <w:trPr>
-          <w:trHeight w:val="1380" w:hRule="atLeast"/>
+          <w:trHeight w:val="1250" w:hRule="atLeast"/>
         </w:trPr>
         <w:tc>
           <w:tcPr>
@@ -432,7 +432,7 @@
       </w:tr>
       <w:tr>
         <w:trPr>
-          <w:trHeight w:val="1380" w:hRule="atLeast"/>
+          <w:trHeight w:val="1250" w:hRule="atLeast"/>
         </w:trPr>
         <w:tc>
           <w:tcPr>
@@ -485,7 +485,7 @@
       </w:tr>
       <w:tr>
         <w:trPr>
-          <w:trHeight w:val="1380" w:hRule="atLeast"/>
+          <w:trHeight w:val="1250" w:hRule="atLeast"/>
         </w:trPr>
         <w:tc>
           <w:tcPr>
@@ -538,7 +538,7 @@
       </w:tr>
       <w:tr>
         <w:trPr>
-          <w:trHeight w:val="1380" w:hRule="atLeast"/>
+          <w:trHeight w:val="1250" w:hRule="atLeast"/>
         </w:trPr>
         <w:tc>
           <w:tcPr>
@@ -591,7 +591,7 @@
       </w:tr>
       <w:tr>
         <w:trPr>
-          <w:trHeight w:val="1380" w:hRule="atLeast"/>
+          <w:trHeight w:val="1250" w:hRule="atLeast"/>
         </w:trPr>
         <w:tc>
           <w:tcPr>
@@ -644,7 +644,7 @@
       </w:tr>
       <w:tr>
         <w:trPr>
-          <w:trHeight w:val="1380" w:hRule="atLeast"/>
+          <w:trHeight w:val="1250" w:hRule="atLeast"/>
         </w:trPr>
         <w:tc>
           <w:tcPr>
